--- a/flow/20230914_vu_template/drafts/2024-02-u/11-НД-Гл.3-Власія.docx
+++ b/flow/20230914_vu_template/drafts/2024-02-u/11-НД-Гл.3-Власія.docx
@@ -3,33 +3,30 @@
 <w:document xmlns:mc="http://schemas.openxmlformats.org/markup-compatibility/2006" xmlns:o="urn:schemas-microsoft-com:office:office" xmlns:r="http://schemas.openxmlformats.org/officeDocument/2006/relationships" xmlns:m="http://schemas.openxmlformats.org/officeDocument/2006/math" xmlns:v="urn:schemas-microsoft-com:vml" xmlns:wp="http://schemas.openxmlformats.org/drawingml/2006/wordprocessingDrawing" xmlns:w10="urn:schemas-microsoft-com:office:word" xmlns:w="http://schemas.openxmlformats.org/wordprocessingml/2006/main" xmlns:wne="http://schemas.microsoft.com/office/word/2006/wordml" xmlns:sl="http://schemas.openxmlformats.org/schemaLibrary/2006/main" xmlns:a="http://schemas.openxmlformats.org/drawingml/2006/main" xmlns:pic="http://schemas.openxmlformats.org/drawingml/2006/picture" xmlns:c="http://schemas.openxmlformats.org/drawingml/2006/chart" xmlns:lc="http://schemas.openxmlformats.org/drawingml/2006/lockedCanvas" xmlns:dgm="http://schemas.openxmlformats.org/drawingml/2006/diagram" xmlns:wps="http://schemas.microsoft.com/office/word/2010/wordprocessingShape" xmlns:wpg="http://schemas.microsoft.com/office/word/2010/wordprocessingGroup" xmlns:w14="http://schemas.microsoft.com/office/word/2010/wordml" xmlns:w15="http://schemas.microsoft.com/office/word/2012/wordml">
   <w:body>
     <w:p>
-      <w:pPr>
-        <w:spacing w:after="120" w:lineRule="auto"/>
-        <w:rPr>
-          <w:rFonts w:ascii="Times New Roman" w:cs="Times New Roman" w:eastAsia="Times New Roman" w:hAnsi="Times New Roman"/>
-          <w:sz w:val="24"/>
-          <w:szCs w:val="24"/>
-        </w:rPr>
-      </w:pPr>
-      <w:r>
-        <w:rPr>
-          <w:rtl w:val="0"/>
-        </w:rPr>
-      </w:r>
-    </w:p>
-    <w:p>
-      <w:pPr>
-        <w:spacing w:after="120" w:lineRule="auto"/>
-        <w:rPr>
-          <w:rFonts w:ascii="Times New Roman" w:cs="Times New Roman" w:eastAsia="Times New Roman" w:hAnsi="Times New Roman"/>
-          <w:sz w:val="24"/>
-          <w:szCs w:val="24"/>
-        </w:rPr>
-      </w:pPr>
-      <w:r>
-        <w:rPr>
-          <w:rtl w:val="0"/>
-        </w:rPr>
+      <w:r>
+        <w:rPr>
+          <w:rFonts w:ascii="Times New Roman" w:hAnsi="Times New Roman"/>
+          <w:sz w:val="24"/>
+        </w:rPr>
+        <w:t>Лютий 11 Неділя</w:t>
+      </w:r>
+    </w:p>
+    <w:p>
+      <w:r>
+        <w:rPr>
+          <w:rFonts w:ascii="Times New Roman" w:hAnsi="Times New Roman"/>
+          <w:sz w:val="24"/>
+        </w:rPr>
+        <w:t>Неділя 36 по П'ятидесятниці</w:t>
+      </w:r>
+    </w:p>
+    <w:p>
+      <w:r>
+        <w:rPr>
+          <w:rFonts w:ascii="Times New Roman" w:hAnsi="Times New Roman"/>
+          <w:sz w:val="24"/>
+        </w:rPr>
+        <w:t>Святого священномученика Власія, єпископа Севастійського</w:t>
       </w:r>
     </w:p>
     <w:p>
@@ -7653,107 +7650,129 @@
     </w:p>
     <w:p>
       <w:pPr>
-        <w:spacing w:after="120" w:lineRule="auto"/>
-        <w:jc w:val="both"/>
-        <w:rPr>
-          <w:rFonts w:ascii="Times New Roman" w:cs="Times New Roman" w:eastAsia="Times New Roman" w:hAnsi="Times New Roman"/>
-          <w:sz w:val="24"/>
-          <w:szCs w:val="24"/>
-        </w:rPr>
-      </w:pPr>
-      <w:r>
-        <w:rPr>
-          <w:rFonts w:ascii="Times New Roman" w:cs="Times New Roman" w:eastAsia="Times New Roman" w:hAnsi="Times New Roman"/>
-          <w:i w:val="1"/>
-          <w:color w:val="ff0000"/>
-          <w:sz w:val="24"/>
-          <w:szCs w:val="24"/>
-          <w:rtl w:val="0"/>
-        </w:rPr>
-        <w:t xml:space="preserve">(г. 3):</w:t>
-      </w:r>
-      <w:r>
-        <w:rPr>
-          <w:rFonts w:ascii="Times New Roman" w:cs="Times New Roman" w:eastAsia="Times New Roman" w:hAnsi="Times New Roman"/>
-          <w:sz w:val="24"/>
-          <w:szCs w:val="24"/>
-          <w:rtl w:val="0"/>
-        </w:rPr>
-        <w:t xml:space="preserve"> Нехай веселяться небесні, нехай радуються земнії,* бо сотворив владу рукою Своєю Господь,* подолав смертю смерть, первенцем мертвих став,* з безодні ада ізбавив нас і подав світові велику милість.</w:t>
-      </w:r>
-    </w:p>
-    <w:p>
-      <w:pPr>
-        <w:spacing w:after="120" w:lineRule="auto"/>
-        <w:jc w:val="both"/>
-        <w:rPr>
-          <w:rFonts w:ascii="Times New Roman" w:cs="Times New Roman" w:eastAsia="Times New Roman" w:hAnsi="Times New Roman"/>
-          <w:i w:val="1"/>
-          <w:sz w:val="24"/>
-          <w:szCs w:val="24"/>
-        </w:rPr>
-      </w:pPr>
-      <w:r>
-        <w:rPr>
-          <w:rFonts w:ascii="Times New Roman" w:cs="Times New Roman" w:eastAsia="Times New Roman" w:hAnsi="Times New Roman"/>
-          <w:b w:val="1"/>
-          <w:sz w:val="24"/>
-          <w:szCs w:val="24"/>
-          <w:rtl w:val="0"/>
+        <w:pStyle w:val="a"/>
+      </w:pPr>
+      <w:r>
+        <w:rPr>
+          <w:rFonts w:ascii="Times New Roman" w:hAnsi="Times New Roman"/>
+          <w:i/>
+          <w:color w:val="FF0000"/>
+          <w:sz w:val="24"/>
+        </w:rPr>
+        <w:t>Тропар (г. 3):</w:t>
+      </w:r>
+      <w:r>
+        <w:rPr>
+          <w:rFonts w:ascii="Times New Roman" w:hAnsi="Times New Roman"/>
+          <w:sz w:val="24"/>
+        </w:rPr>
+        <w:t xml:space="preserve"> Нехай веселиться небесні, нехай радуються земнії, * бо сотворив владу рукою своєю Господь, * подолав смертю смерть, первенцем мертвих став, * з безодні аду ізбавив нас і подав світові велику милість.</w:t>
+      </w:r>
+    </w:p>
+    <w:p>
+      <w:pPr>
+        <w:pStyle w:val="Normal"/>
+      </w:pPr>
+      <w:r>
+        <w:rPr>
+          <w:rFonts w:ascii="Times New Roman" w:hAnsi="Times New Roman"/>
+          <w:b/>
+          <w:sz w:val="24"/>
         </w:rPr>
         <w:t xml:space="preserve">Слава: </w:t>
       </w:r>
       <w:r>
         <w:rPr>
-          <w:rtl w:val="0"/>
-        </w:rPr>
-      </w:r>
-    </w:p>
-    <w:p>
-      <w:pPr>
-        <w:spacing w:after="120" w:lineRule="auto"/>
-        <w:jc w:val="both"/>
-        <w:rPr>
-          <w:rFonts w:ascii="Times New Roman" w:cs="Times New Roman" w:eastAsia="Times New Roman" w:hAnsi="Times New Roman"/>
-          <w:sz w:val="24"/>
-          <w:szCs w:val="24"/>
-        </w:rPr>
-      </w:pPr>
-      <w:r>
-        <w:rPr>
-          <w:rFonts w:ascii="Times New Roman" w:cs="Times New Roman" w:eastAsia="Times New Roman" w:hAnsi="Times New Roman"/>
-          <w:b w:val="1"/>
-          <w:sz w:val="24"/>
-          <w:szCs w:val="24"/>
-          <w:rtl w:val="0"/>
-        </w:rPr>
-        <w:t xml:space="preserve">І нині:</w:t>
-      </w:r>
-      <w:r>
-        <w:rPr>
-          <w:rFonts w:ascii="Times New Roman" w:cs="Times New Roman" w:eastAsia="Times New Roman" w:hAnsi="Times New Roman"/>
-          <w:sz w:val="24"/>
-          <w:szCs w:val="24"/>
-          <w:rtl w:val="0"/>
-        </w:rPr>
-        <w:t xml:space="preserve"> </w:t>
-      </w:r>
-    </w:p>
-    <w:p>
-      <w:pPr>
-        <w:spacing w:after="120" w:lineRule="auto"/>
-        <w:jc w:val="both"/>
-        <w:rPr>
-          <w:rFonts w:ascii="Times New Roman" w:cs="Times New Roman" w:eastAsia="Times New Roman" w:hAnsi="Times New Roman"/>
-          <w:sz w:val="24"/>
-          <w:szCs w:val="24"/>
-        </w:rPr>
-      </w:pPr>
-      <w:r>
-        <w:rPr>
-          <w:rtl w:val="0"/>
-        </w:rPr>
-      </w:r>
+          <w:rFonts w:ascii="Times New Roman" w:hAnsi="Times New Roman"/>
+          <w:i/>
+          <w:color w:val="FF0000"/>
+          <w:sz w:val="24"/>
+        </w:rPr>
+        <w:t>Тропар (г. 2):</w:t>
+      </w:r>
+      <w:r>
+        <w:rPr>
+          <w:rFonts w:ascii="Times New Roman" w:hAnsi="Times New Roman"/>
+          <w:sz w:val="24"/>
+        </w:rPr>
+        <w:t xml:space="preserve"> I обичаїв апостолів причасником і їх намісником стався Ти,* знайшов Ти шлях, богонатхненний, як дійти до видіння.* Задля того слово істини справляючи,*  задля віри пострадав Ти аж до крови, священномученику </w:t>
+      </w:r>
+      <w:r>
+        <w:rPr>
+          <w:rFonts w:ascii="Times New Roman" w:hAnsi="Times New Roman"/>
+          <w:sz w:val="24"/>
+        </w:rPr>
+        <w:t>Власіє</w:t>
+      </w:r>
+      <w:r>
+        <w:rPr>
+          <w:rFonts w:ascii="Times New Roman" w:hAnsi="Times New Roman"/>
+          <w:sz w:val="24"/>
+        </w:rPr>
+        <w:t>,* моли Христа Бога, щоб спаслися душі наші.</w:t>
+      </w:r>
+    </w:p>
+    <w:p>
+      <w:pPr>
+        <w:pStyle w:val="a"/>
+      </w:pPr>
+      <w:r>
+        <w:rPr>
+          <w:rFonts w:ascii="Times New Roman" w:hAnsi="Times New Roman"/>
+          <w:b/>
+          <w:sz w:val="24"/>
+        </w:rPr>
+        <w:t xml:space="preserve">І нині: </w:t>
+      </w:r>
+      <w:r>
+        <w:rPr>
+          <w:rFonts w:ascii="Times New Roman" w:hAnsi="Times New Roman"/>
+          <w:i/>
+          <w:color w:val="FF0000"/>
+          <w:sz w:val="24"/>
+        </w:rPr>
+        <w:t xml:space="preserve">Богородичний (г. 2): </w:t>
+      </w:r>
+      <w:r>
+        <w:rPr>
+          <w:rFonts w:ascii="Times New Roman" w:hAnsi="Times New Roman"/>
+          <w:sz w:val="24"/>
+        </w:rPr>
+        <w:t xml:space="preserve">Вищі понад розум і преславні всі твої таємниці, Богородице!* При </w:t>
+      </w:r>
+      <w:r>
+        <w:rPr>
+          <w:rFonts w:ascii="Times New Roman" w:hAnsi="Times New Roman"/>
+          <w:sz w:val="24"/>
+        </w:rPr>
+        <w:t>ненарушеній</w:t>
+      </w:r>
+      <w:r>
+        <w:rPr>
+          <w:rFonts w:ascii="Times New Roman" w:hAnsi="Times New Roman"/>
+          <w:sz w:val="24"/>
+        </w:rPr>
+        <w:t xml:space="preserve"> чистоті і збереженому </w:t>
+      </w:r>
+      <w:r>
+        <w:rPr>
+          <w:rFonts w:ascii="Times New Roman" w:hAnsi="Times New Roman"/>
+          <w:sz w:val="24"/>
+        </w:rPr>
+        <w:t>дівстві</w:t>
+      </w:r>
+      <w:r>
+        <w:rPr>
+          <w:rFonts w:ascii="Times New Roman" w:hAnsi="Times New Roman"/>
+          <w:sz w:val="24"/>
+        </w:rPr>
+        <w:t>* появилася ти Матір'ю пречистою,* породивши правдивого Бога.* Тож моли його, щоб спаслися душі наші.</w:t>
+      </w:r>
+    </w:p>
+    <w:p>
+      <w:pPr>
+        <w:pStyle w:val="a"/>
+      </w:pPr>
     </w:p>
     <w:p>
       <w:pPr>
@@ -8096,54 +8115,12 @@
       </w:r>
     </w:p>
     <w:p>
-      <w:pPr>
-        <w:spacing w:after="120" w:lineRule="auto"/>
-        <w:jc w:val="both"/>
-        <w:rPr>
-          <w:rFonts w:ascii="Times New Roman" w:cs="Times New Roman" w:eastAsia="Times New Roman" w:hAnsi="Times New Roman"/>
-          <w:sz w:val="24"/>
-          <w:szCs w:val="24"/>
-        </w:rPr>
-      </w:pPr>
-      <w:r>
-        <w:rPr>
-          <w:rFonts w:ascii="Times New Roman" w:cs="Times New Roman" w:eastAsia="Times New Roman" w:hAnsi="Times New Roman"/>
-          <w:i w:val="1"/>
-          <w:color w:val="ff0000"/>
-          <w:sz w:val="24"/>
-          <w:szCs w:val="24"/>
-          <w:rtl w:val="0"/>
-        </w:rPr>
-        <w:t xml:space="preserve">Священик:</w:t>
-      </w:r>
-      <w:r>
-        <w:rPr>
-          <w:rFonts w:ascii="Times New Roman" w:cs="Times New Roman" w:eastAsia="Times New Roman" w:hAnsi="Times New Roman"/>
-          <w:sz w:val="24"/>
-          <w:szCs w:val="24"/>
-          <w:rtl w:val="0"/>
-        </w:rPr>
-        <w:t xml:space="preserve"> Христос, що воскрес із мертвих, істинний Бог наш, молитвами пречистої своєї Матері, святих, славних і всехвальних апостолів, і святого </w:t>
-      </w:r>
-      <w:r>
-        <w:rPr>
-          <w:rFonts w:ascii="Times New Roman" w:cs="Times New Roman" w:eastAsia="Times New Roman" w:hAnsi="Times New Roman"/>
-          <w:i w:val="1"/>
-          <w:color w:val="ff0000"/>
-          <w:sz w:val="24"/>
-          <w:szCs w:val="24"/>
-          <w:rtl w:val="0"/>
-        </w:rPr>
-        <w:t xml:space="preserve">(ім'я, якого є храм)</w:t>
-      </w:r>
-      <w:r>
-        <w:rPr>
-          <w:rFonts w:ascii="Times New Roman" w:cs="Times New Roman" w:eastAsia="Times New Roman" w:hAnsi="Times New Roman"/>
-          <w:sz w:val="24"/>
-          <w:szCs w:val="24"/>
-          <w:rtl w:val="0"/>
-        </w:rPr>
-        <w:t xml:space="preserve">, і святого …, і всіх святих, помилує і спасе нас, як благий і чоловіколюбець.</w:t>
+      <w:r>
+        <w:rPr>
+          <w:rFonts w:ascii="Times New Roman" w:hAnsi="Times New Roman"/>
+          <w:sz w:val="24"/>
+        </w:rPr>
+        <w:t>Священик: Христос, що воскрес із мертвих, істинний Бог наш, молитвами пречистої своєї Матері, святих, славних і всехвальних апостолів, святого, якого є храм, святого священномученика Власія, єпископа Севастійського, і всіх святих, помилує і спасе нас, як благий і чоловіколюбець.</w:t>
       </w:r>
     </w:p>
     <w:p>
@@ -12464,182 +12441,115 @@
     </w:p>
     <w:p>
       <w:pPr>
-        <w:spacing w:after="120" w:lineRule="auto"/>
-        <w:jc w:val="both"/>
-        <w:rPr>
-          <w:rFonts w:ascii="Times New Roman" w:cs="Times New Roman" w:eastAsia="Times New Roman" w:hAnsi="Times New Roman"/>
-          <w:sz w:val="24"/>
-          <w:szCs w:val="24"/>
-        </w:rPr>
-      </w:pPr>
-      <w:r>
-        <w:rPr>
-          <w:rFonts w:ascii="Times New Roman" w:cs="Times New Roman" w:eastAsia="Times New Roman" w:hAnsi="Times New Roman"/>
-          <w:i w:val="1"/>
-          <w:color w:val="ff0000"/>
-          <w:sz w:val="24"/>
-          <w:szCs w:val="24"/>
-          <w:rtl w:val="0"/>
-        </w:rPr>
-        <w:t xml:space="preserve">(г. 3):</w:t>
-      </w:r>
-      <w:r>
-        <w:rPr>
-          <w:rFonts w:ascii="Times New Roman" w:cs="Times New Roman" w:eastAsia="Times New Roman" w:hAnsi="Times New Roman"/>
-          <w:sz w:val="24"/>
-          <w:szCs w:val="24"/>
-          <w:rtl w:val="0"/>
-        </w:rPr>
-        <w:t xml:space="preserve"> Нехай веселяться небесні, нехай радуються земнії,* бо сотворив владу рукою Своєю Господь,* подолав смертю смерть, первенцем мертвих став,* з безодні ада ізбавив нас і подав світові велику милість. </w:t>
-      </w:r>
-      <w:r>
-        <w:rPr>
-          <w:rFonts w:ascii="Times New Roman" w:cs="Times New Roman" w:eastAsia="Times New Roman" w:hAnsi="Times New Roman"/>
-          <w:i w:val="1"/>
-          <w:color w:val="ff0000"/>
-          <w:sz w:val="24"/>
-          <w:szCs w:val="24"/>
-          <w:rtl w:val="0"/>
-        </w:rPr>
-        <w:t xml:space="preserve">(2 р.)</w:t>
-      </w:r>
-      <w:r>
-        <w:rPr>
-          <w:rtl w:val="0"/>
-        </w:rPr>
-      </w:r>
-    </w:p>
-    <w:p>
-      <w:pPr>
-        <w:spacing w:after="120" w:lineRule="auto"/>
-        <w:jc w:val="both"/>
-        <w:rPr>
-          <w:rFonts w:ascii="Times New Roman" w:cs="Times New Roman" w:eastAsia="Times New Roman" w:hAnsi="Times New Roman"/>
-          <w:b w:val="1"/>
-          <w:sz w:val="24"/>
-          <w:szCs w:val="24"/>
-        </w:rPr>
-      </w:pPr>
-      <w:r>
-        <w:rPr>
-          <w:rtl w:val="0"/>
-        </w:rPr>
-      </w:r>
-    </w:p>
-    <w:p>
-      <w:pPr>
-        <w:spacing w:after="120" w:lineRule="auto"/>
-        <w:jc w:val="both"/>
-        <w:rPr>
-          <w:rFonts w:ascii="Times New Roman" w:cs="Times New Roman" w:eastAsia="Times New Roman" w:hAnsi="Times New Roman"/>
-          <w:i w:val="1"/>
-          <w:sz w:val="24"/>
-          <w:szCs w:val="24"/>
-        </w:rPr>
-      </w:pPr>
-      <w:r>
-        <w:rPr>
-          <w:rFonts w:ascii="Times New Roman" w:cs="Times New Roman" w:eastAsia="Times New Roman" w:hAnsi="Times New Roman"/>
-          <w:b w:val="1"/>
-          <w:sz w:val="24"/>
-          <w:szCs w:val="24"/>
-          <w:rtl w:val="0"/>
+        <w:pStyle w:val="a"/>
+      </w:pPr>
+      <w:r>
+        <w:rPr>
+          <w:rFonts w:ascii="Times New Roman" w:hAnsi="Times New Roman"/>
+          <w:i/>
+          <w:color w:val="FF0000"/>
+          <w:sz w:val="24"/>
+        </w:rPr>
+        <w:t>Тропар (г. 3):</w:t>
+      </w:r>
+      <w:r>
+        <w:rPr>
+          <w:rFonts w:ascii="Times New Roman" w:hAnsi="Times New Roman"/>
+          <w:sz w:val="24"/>
+        </w:rPr>
+        <w:t xml:space="preserve"> Нехай веселиться небесні, нехай радуються земнії, * бо сотворив владу рукою своєю Господь, * подолав смертю смерть, первенцем мертвих став, * з безодні аду ізбавив нас і подав світові велику милість.</w:t>
+      </w:r>
+    </w:p>
+    <w:p>
+      <w:pPr>
+        <w:pStyle w:val="Normal"/>
+      </w:pPr>
+      <w:r>
+        <w:rPr>
+          <w:rFonts w:ascii="Times New Roman" w:hAnsi="Times New Roman"/>
+          <w:b/>
+          <w:sz w:val="24"/>
         </w:rPr>
         <w:t xml:space="preserve">Слава: </w:t>
       </w:r>
       <w:r>
         <w:rPr>
-          <w:rtl w:val="0"/>
-        </w:rPr>
-      </w:r>
-    </w:p>
-    <w:p>
-      <w:pPr>
-        <w:spacing w:after="120" w:lineRule="auto"/>
-        <w:jc w:val="both"/>
-        <w:rPr>
-          <w:rFonts w:ascii="Times New Roman" w:cs="Times New Roman" w:eastAsia="Times New Roman" w:hAnsi="Times New Roman"/>
-          <w:sz w:val="24"/>
-          <w:szCs w:val="24"/>
-        </w:rPr>
-      </w:pPr>
-      <w:r>
-        <w:rPr>
-          <w:rFonts w:ascii="Times New Roman" w:cs="Times New Roman" w:eastAsia="Times New Roman" w:hAnsi="Times New Roman"/>
-          <w:b w:val="1"/>
-          <w:sz w:val="24"/>
-          <w:szCs w:val="24"/>
-          <w:rtl w:val="0"/>
-        </w:rPr>
-        <w:t xml:space="preserve">І нині:</w:t>
-      </w:r>
-      <w:r>
-        <w:rPr>
-          <w:rFonts w:ascii="Times New Roman" w:cs="Times New Roman" w:eastAsia="Times New Roman" w:hAnsi="Times New Roman"/>
-          <w:sz w:val="24"/>
-          <w:szCs w:val="24"/>
-          <w:rtl w:val="0"/>
-        </w:rPr>
-        <w:t xml:space="preserve"> </w:t>
-      </w:r>
-    </w:p>
-    <w:p>
-      <w:pPr>
-        <w:spacing w:after="120" w:lineRule="auto"/>
-        <w:jc w:val="both"/>
-        <w:rPr>
-          <w:rFonts w:ascii="Times New Roman" w:cs="Times New Roman" w:eastAsia="Times New Roman" w:hAnsi="Times New Roman"/>
-          <w:sz w:val="24"/>
-          <w:szCs w:val="24"/>
-        </w:rPr>
-      </w:pPr>
-      <w:r>
-        <w:rPr>
-          <w:rtl w:val="0"/>
-        </w:rPr>
-      </w:r>
-    </w:p>
-    <w:p>
-      <w:pPr>
-        <w:spacing w:after="120" w:lineRule="auto"/>
-        <w:jc w:val="both"/>
-        <w:rPr>
-          <w:rFonts w:ascii="Times New Roman" w:cs="Times New Roman" w:eastAsia="Times New Roman" w:hAnsi="Times New Roman"/>
-          <w:i w:val="1"/>
-          <w:color w:val="ff0000"/>
-          <w:sz w:val="24"/>
-          <w:szCs w:val="24"/>
-        </w:rPr>
-      </w:pPr>
-      <w:r>
-        <w:rPr>
-          <w:rFonts w:ascii="Times New Roman" w:cs="Times New Roman" w:eastAsia="Times New Roman" w:hAnsi="Times New Roman"/>
-          <w:i w:val="1"/>
-          <w:color w:val="ff0000"/>
-          <w:sz w:val="24"/>
-          <w:szCs w:val="24"/>
-          <w:rtl w:val="0"/>
-        </w:rPr>
-        <w:t xml:space="preserve">По тропарях читає читець чергову катизму, після якої диякон перед св. дверми виголошує:</w:t>
-      </w:r>
-    </w:p>
-    <w:p>
-      <w:pPr>
-        <w:spacing w:after="120" w:lineRule="auto"/>
-        <w:jc w:val="both"/>
-        <w:rPr>
-          <w:rFonts w:ascii="Times New Roman" w:cs="Times New Roman" w:eastAsia="Times New Roman" w:hAnsi="Times New Roman"/>
-          <w:i w:val="1"/>
-          <w:color w:val="000000"/>
-          <w:sz w:val="24"/>
-          <w:szCs w:val="24"/>
-        </w:rPr>
-      </w:pPr>
-      <w:r>
-        <w:rPr>
-          <w:rtl w:val="0"/>
-        </w:rPr>
-      </w:r>
+          <w:rFonts w:ascii="Times New Roman" w:hAnsi="Times New Roman"/>
+          <w:i/>
+          <w:color w:val="FF0000"/>
+          <w:sz w:val="24"/>
+        </w:rPr>
+        <w:t>Тропар (г. 2):</w:t>
+      </w:r>
+      <w:r>
+        <w:rPr>
+          <w:rFonts w:ascii="Times New Roman" w:hAnsi="Times New Roman"/>
+          <w:sz w:val="24"/>
+        </w:rPr>
+        <w:t xml:space="preserve"> I обичаїв апостолів причасником і їх намісником стався Ти,* знайшов Ти шлях, богонатхненний, як дійти до видіння.* Задля того слово істини справляючи,*  задля віри пострадав Ти аж до крови, священномученику </w:t>
+      </w:r>
+      <w:r>
+        <w:rPr>
+          <w:rFonts w:ascii="Times New Roman" w:hAnsi="Times New Roman"/>
+          <w:sz w:val="24"/>
+        </w:rPr>
+        <w:t>Власіє</w:t>
+      </w:r>
+      <w:r>
+        <w:rPr>
+          <w:rFonts w:ascii="Times New Roman" w:hAnsi="Times New Roman"/>
+          <w:sz w:val="24"/>
+        </w:rPr>
+        <w:t>,* моли Христа Бога, щоб спаслися душі наші.</w:t>
+      </w:r>
+    </w:p>
+    <w:p>
+      <w:pPr>
+        <w:pStyle w:val="a"/>
+      </w:pPr>
+      <w:r>
+        <w:rPr>
+          <w:rFonts w:ascii="Times New Roman" w:hAnsi="Times New Roman"/>
+          <w:b/>
+          <w:sz w:val="24"/>
+        </w:rPr>
+        <w:t xml:space="preserve">І нині: </w:t>
+      </w:r>
+      <w:r>
+        <w:rPr>
+          <w:rFonts w:ascii="Times New Roman" w:hAnsi="Times New Roman"/>
+          <w:i/>
+          <w:color w:val="FF0000"/>
+          <w:sz w:val="24"/>
+        </w:rPr>
+        <w:t xml:space="preserve">Богородичний (г. 2): </w:t>
+      </w:r>
+      <w:r>
+        <w:rPr>
+          <w:rFonts w:ascii="Times New Roman" w:hAnsi="Times New Roman"/>
+          <w:sz w:val="24"/>
+        </w:rPr>
+        <w:t xml:space="preserve">Коли Гавриїл звістив тобі, Діво: Радуйся!* – то з цим голосом прийняв тіло Владика в тобі, святім </w:t>
+      </w:r>
+      <w:r>
+        <w:rPr>
+          <w:rFonts w:ascii="Times New Roman" w:hAnsi="Times New Roman"/>
+          <w:sz w:val="24"/>
+        </w:rPr>
+        <w:t>кивоті</w:t>
+      </w:r>
+      <w:r>
+        <w:rPr>
+          <w:rFonts w:ascii="Times New Roman" w:hAnsi="Times New Roman"/>
+          <w:sz w:val="24"/>
+        </w:rPr>
+        <w:t>,* як мовив праведний Давид,* і ти з'явилася просторішою небес, носивши Творця свого.* Слава тому, що поселився в тобі!* Слава тому, що вийшов з тебе!* Слава тому, що визволив нас народженням твоїм!</w:t>
+      </w:r>
+    </w:p>
+    <w:p>
+      <w:pPr>
+        <w:pStyle w:val="a"/>
+      </w:pPr>
     </w:p>
     <w:p>
       <w:pPr>
@@ -24638,54 +24548,12 @@
       </w:r>
     </w:p>
     <w:p>
-      <w:pPr>
-        <w:spacing w:after="120" w:lineRule="auto"/>
-        <w:jc w:val="both"/>
-        <w:rPr>
-          <w:rFonts w:ascii="Times New Roman" w:cs="Times New Roman" w:eastAsia="Times New Roman" w:hAnsi="Times New Roman"/>
-          <w:sz w:val="24"/>
-          <w:szCs w:val="24"/>
-        </w:rPr>
-      </w:pPr>
-      <w:r>
-        <w:rPr>
-          <w:rFonts w:ascii="Times New Roman" w:cs="Times New Roman" w:eastAsia="Times New Roman" w:hAnsi="Times New Roman"/>
-          <w:i w:val="1"/>
-          <w:color w:val="ff0000"/>
-          <w:sz w:val="24"/>
-          <w:szCs w:val="24"/>
-          <w:rtl w:val="0"/>
-        </w:rPr>
-        <w:t xml:space="preserve">Священик:</w:t>
-      </w:r>
-      <w:r>
-        <w:rPr>
-          <w:rFonts w:ascii="Times New Roman" w:cs="Times New Roman" w:eastAsia="Times New Roman" w:hAnsi="Times New Roman"/>
-          <w:sz w:val="24"/>
-          <w:szCs w:val="24"/>
-          <w:rtl w:val="0"/>
-        </w:rPr>
-        <w:t xml:space="preserve"> Христос, що воскрес із мертвих, істинний Бог наш, молитвами пречистої своєї Матері, святих, славних і всехвальних апостолів, і святого </w:t>
-      </w:r>
-      <w:r>
-        <w:rPr>
-          <w:rFonts w:ascii="Times New Roman" w:cs="Times New Roman" w:eastAsia="Times New Roman" w:hAnsi="Times New Roman"/>
-          <w:i w:val="1"/>
-          <w:color w:val="ff0000"/>
-          <w:sz w:val="24"/>
-          <w:szCs w:val="24"/>
-          <w:rtl w:val="0"/>
-        </w:rPr>
-        <w:t xml:space="preserve">(ім'я, якого є храм)</w:t>
-      </w:r>
-      <w:r>
-        <w:rPr>
-          <w:rFonts w:ascii="Times New Roman" w:cs="Times New Roman" w:eastAsia="Times New Roman" w:hAnsi="Times New Roman"/>
-          <w:sz w:val="24"/>
-          <w:szCs w:val="24"/>
-          <w:rtl w:val="0"/>
-        </w:rPr>
-        <w:t xml:space="preserve">, і святого …, і всіх святих, помилує і спасе нас, як благий і чоловіколюбець.</w:t>
+      <w:r>
+        <w:rPr>
+          <w:rFonts w:ascii="Times New Roman" w:hAnsi="Times New Roman"/>
+          <w:sz w:val="24"/>
+        </w:rPr>
+        <w:t>Священик: Христос, що воскрес із мертвих, істинний Бог наш, молитвами пречистої своєї Матері, святих, славних і всехвальних апостолів, святого, якого є храм, святого священномученика Власія, єпископа Севастійського, і всіх святих, помилує і спасе нас, як благий і чоловіколюбець.</w:t>
       </w:r>
     </w:p>
     <w:p>
